--- a/packages/docs/static/decision-guides/messaging.docx
+++ b/packages/docs/static/decision-guides/messaging.docx
@@ -11,18 +11,18 @@
           <wp:inline>
             <wp:extent cx="5943600" cy="1289649"/>
             <wp:effectExtent b="0" l="0" r="0" t="0"/>
-            <wp:docPr descr="Medplum" title="" id="10" name="Picture"/>
+            <wp:docPr descr="Medplum" title="" id="21" name="Picture"/>
             <a:graphic>
               <a:graphicData uri="http://schemas.openxmlformats.org/drawingml/2006/picture">
                 <pic:pic>
                   <pic:nvPicPr>
-                    <pic:cNvPr descr="medplum-wordmark-grape.png" id="11" name="Picture"/>
+                    <pic:cNvPr descr="medplum-wordmark-grape.png" id="22" name="Picture"/>
                     <pic:cNvPicPr>
                       <a:picLocks noChangeArrowheads="1" noChangeAspect="1"/>
                     </pic:cNvPicPr>
                   </pic:nvPicPr>
                   <pic:blipFill>
-                    <a:blip r:embed="rId9"/>
+                    <a:blip r:embed="rId20"/>
                     <a:stretch>
                       <a:fillRect/>
                     </a:stretch>
@@ -49,7 +49,7 @@
         </w:drawing>
       </w:r>
     </w:p>
-    <w:bookmarkStart w:id="28" w:name="messaging-communications-decision-guide"/>
+    <w:bookmarkStart w:id="39" w:name="messaging-communications-decision-guide"/>
     <w:p>
       <w:pPr>
         <w:pStyle w:val="Heading1"/>
@@ -64,44 +64,44 @@
       </w:pPr>
       <w:r>
         <w:rPr>
+          <w:iCs/>
           <w:i/>
-          <w:iCs/>
         </w:rPr>
         <w:t xml:space="preserve">Companion to the</w:t>
       </w:r>
       <w:r>
         <w:rPr>
+          <w:iCs/>
           <w:i/>
-          <w:iCs/>
         </w:rPr>
         <w:t xml:space="preserve"> </w:t>
       </w:r>
-      <w:hyperlink r:id="rId12">
+      <w:hyperlink r:id="rId23">
         <w:r>
           <w:rPr>
             <w:rStyle w:val="Hyperlink"/>
+            <w:iCs/>
             <w:i/>
-            <w:iCs/>
           </w:rPr>
           <w:t xml:space="preserve">Messaging &amp; Communications</w:t>
         </w:r>
       </w:hyperlink>
       <w:r>
         <w:rPr>
+          <w:iCs/>
           <w:i/>
-          <w:iCs/>
         </w:rPr>
         <w:t xml:space="preserve"> </w:t>
       </w:r>
       <w:r>
         <w:rPr>
+          <w:iCs/>
           <w:i/>
-          <w:iCs/>
         </w:rPr>
         <w:t xml:space="preserve">docs.</w:t>
       </w:r>
     </w:p>
-    <w:bookmarkStart w:id="13" w:name="section-1-use-case-participants"/>
+    <w:bookmarkStart w:id="24" w:name="section-1-use-case-participants"/>
     <w:p>
       <w:pPr>
         <w:pStyle w:val="Heading2"/>
@@ -121,7 +121,13 @@
         <w:t xml:space="preserve"> </w:t>
       </w:r>
       <w:r>
-        <w:t xml:space="preserve">“who and why”</w:t>
+        <w:t xml:space="preserve">“</w:t>
+      </w:r>
+      <w:r>
+        <w:t xml:space="preserve">who and why</w:t>
+      </w:r>
+      <w:r>
+        <w:t xml:space="preserve">”</w:t>
       </w:r>
       <w:r>
         <w:t xml:space="preserve"> </w:t>
@@ -136,19 +142,19 @@
       </w:pPr>
       <w:r>
         <w:rPr>
+          <w:bCs/>
           <w:b/>
-          <w:bCs/>
         </w:rPr>
         <w:t xml:space="preserve">1.1 Who is messaging whom?</w:t>
       </w:r>
     </w:p>
     <w:p>
       <w:pPr>
-        <w:pStyle w:val="Compact"/>
         <w:numPr>
           <w:ilvl w:val="0"/>
           <w:numId w:val="1001"/>
         </w:numPr>
+        <w:pStyle w:val="Compact"/>
       </w:pPr>
       <w:r>
         <w:t xml:space="preserve">Patient ↔ provider</w:t>
@@ -156,11 +162,11 @@
     </w:p>
     <w:p>
       <w:pPr>
-        <w:pStyle w:val="Compact"/>
         <w:numPr>
           <w:ilvl w:val="0"/>
           <w:numId w:val="1001"/>
         </w:numPr>
+        <w:pStyle w:val="Compact"/>
       </w:pPr>
       <w:r>
         <w:t xml:space="preserve">Provider ↔ provider</w:t>
@@ -168,11 +174,11 @@
     </w:p>
     <w:p>
       <w:pPr>
-        <w:pStyle w:val="Compact"/>
         <w:numPr>
           <w:ilvl w:val="0"/>
           <w:numId w:val="1001"/>
         </w:numPr>
+        <w:pStyle w:val="Compact"/>
       </w:pPr>
       <w:r>
         <w:t xml:space="preserve">Care team internally (no patient in the thread)</w:t>
@@ -180,11 +186,11 @@
     </w:p>
     <w:p>
       <w:pPr>
-        <w:pStyle w:val="Compact"/>
         <w:numPr>
           <w:ilvl w:val="0"/>
           <w:numId w:val="1001"/>
         </w:numPr>
+        <w:pStyle w:val="Compact"/>
       </w:pPr>
       <w:r>
         <w:t xml:space="preserve">System/automated → patient (one-way notifications)</w:t>
@@ -192,11 +198,11 @@
     </w:p>
     <w:p>
       <w:pPr>
-        <w:pStyle w:val="Compact"/>
         <w:numPr>
           <w:ilvl w:val="0"/>
           <w:numId w:val="1001"/>
         </w:numPr>
+        <w:pStyle w:val="Compact"/>
       </w:pPr>
       <w:r>
         <w:t xml:space="preserve">Some combination of the above</w:t>
@@ -208,8 +214,8 @@
       </w:pPr>
       <w:r>
         <w:rPr>
+          <w:iCs/>
           <w:i/>
-          <w:iCs/>
         </w:rPr>
         <w:t xml:space="preserve">Why it matters: different participant types affect access control, thread structure, and whether a patient subject is always required on a thread.</w:t>
       </w:r>
@@ -220,19 +226,19 @@
       </w:pPr>
       <w:r>
         <w:rPr>
+          <w:bCs/>
           <w:b/>
-          <w:bCs/>
         </w:rPr>
         <w:t xml:space="preserve">1.2 What is the primary purpose of messaging in their product?</w:t>
       </w:r>
     </w:p>
     <w:p>
       <w:pPr>
-        <w:pStyle w:val="Compact"/>
         <w:numPr>
           <w:ilvl w:val="0"/>
           <w:numId w:val="1002"/>
         </w:numPr>
+        <w:pStyle w:val="Compact"/>
       </w:pPr>
       <w:r>
         <w:t xml:space="preserve">Clinical care coordination (e.g. async visits, follow-ups)</w:t>
@@ -240,11 +246,11 @@
     </w:p>
     <w:p>
       <w:pPr>
-        <w:pStyle w:val="Compact"/>
         <w:numPr>
           <w:ilvl w:val="0"/>
           <w:numId w:val="1002"/>
         </w:numPr>
+        <w:pStyle w:val="Compact"/>
       </w:pPr>
       <w:r>
         <w:t xml:space="preserve">Patient engagement / support</w:t>
@@ -252,11 +258,11 @@
     </w:p>
     <w:p>
       <w:pPr>
-        <w:pStyle w:val="Compact"/>
         <w:numPr>
           <w:ilvl w:val="0"/>
           <w:numId w:val="1002"/>
         </w:numPr>
+        <w:pStyle w:val="Compact"/>
       </w:pPr>
       <w:r>
         <w:t xml:space="preserve">Internal operational communication</w:t>
@@ -264,11 +270,11 @@
     </w:p>
     <w:p>
       <w:pPr>
-        <w:pStyle w:val="Compact"/>
         <w:numPr>
           <w:ilvl w:val="0"/>
           <w:numId w:val="1002"/>
         </w:numPr>
+        <w:pStyle w:val="Compact"/>
       </w:pPr>
       <w:r>
         <w:t xml:space="preserve">Outbound notifications only (reminders, results)</w:t>
@@ -280,8 +286,8 @@
       </w:pPr>
       <w:r>
         <w:rPr>
+          <w:iCs/>
           <w:i/>
-          <w:iCs/>
         </w:rPr>
         <w:t xml:space="preserve">Why it matters: determines how much of the feature set is actually needed and whether async encounters/billing will come up.</w:t>
       </w:r>
@@ -292,19 +298,19 @@
       </w:pPr>
       <w:r>
         <w:rPr>
+          <w:bCs/>
           <w:b/>
-          <w:bCs/>
         </w:rPr>
         <w:t xml:space="preserve">1.3 Is this a new build or replacing something they have today?</w:t>
       </w:r>
     </w:p>
     <w:p>
       <w:pPr>
-        <w:pStyle w:val="Compact"/>
         <w:numPr>
           <w:ilvl w:val="0"/>
           <w:numId w:val="1003"/>
         </w:numPr>
+        <w:pStyle w:val="Compact"/>
       </w:pPr>
       <w:r>
         <w:t xml:space="preserve">If replacing: what are they replacing, and what are the gaps that drove this?</w:t>
@@ -312,11 +318,11 @@
     </w:p>
     <w:p>
       <w:pPr>
-        <w:pStyle w:val="Compact"/>
         <w:numPr>
           <w:ilvl w:val="0"/>
           <w:numId w:val="1003"/>
         </w:numPr>
+        <w:pStyle w:val="Compact"/>
       </w:pPr>
       <w:r>
         <w:t xml:space="preserve">If new: is messaging central to the product or additive?</w:t>
@@ -328,8 +334,8 @@
       </w:pPr>
       <w:r>
         <w:rPr>
+          <w:iCs/>
           <w:i/>
-          <w:iCs/>
         </w:rPr>
         <w:t xml:space="preserve">Why it matters: existing systems often carry assumptions about data model or UX that will surface as requirements. Knowing this early prevents surprises.</w:t>
       </w:r>
@@ -341,8 +347,8 @@
         </w:pict>
       </w:r>
     </w:p>
-    <w:bookmarkEnd w:id="13"/>
-    <w:bookmarkStart w:id="14" w:name="section-2-feature-scoping"/>
+    <w:bookmarkEnd w:id="24"/>
+    <w:bookmarkStart w:id="25" w:name="section-2-feature-scoping"/>
     <w:p>
       <w:pPr>
         <w:pStyle w:val="Heading2"/>
@@ -357,8 +363,8 @@
       </w:pPr>
       <w:r>
         <w:rPr>
+          <w:iCs/>
           <w:i/>
-          <w:iCs/>
         </w:rPr>
         <w:t xml:space="preserve">Go through each together. For each: Yes / No / Nice-to-have / Not sure.</w:t>
       </w:r>
@@ -367,8 +373,9 @@
       <w:tblPr>
         <w:tblStyle w:val="Table"/>
         <w:tblW w:w="9360" w:type="dxa"/>
+        <w:tblLook w:firstRow="1" w:lastRow="0" w:firstColumn="0" w:lastColumn="0" w:noHBand="0" w:noVBand="0" w:val="0020"/>
+        <w:jc w:val="start"/>
         <w:tblLayout w:type="fixed"/>
-        <w:tblLook w:firstRow="1" w:lastRow="0" w:firstColumn="0" w:lastColumn="0" w:noHBand="0" w:noVBand="0" w:val="0020"/>
       </w:tblPr>
       <w:tblGrid>
         <w:gridCol w:w="460"/>
@@ -381,7 +388,7 @@
       <w:tr>
         <w:trPr>
           <w:cantSplit/>
-          <w:tblHeader w:val="on"/>
+          <w:tblHeader w:val="true"/>
         </w:trPr>
         <w:tc>
           <w:tcPr/>
@@ -952,8 +959,8 @@
         </w:pict>
       </w:r>
     </w:p>
-    <w:bookmarkEnd w:id="14"/>
-    <w:bookmarkStart w:id="24" w:name="section-3-feature-deep-dives"/>
+    <w:bookmarkEnd w:id="25"/>
+    <w:bookmarkStart w:id="35" w:name="section-3-feature-deep-dives"/>
     <w:p>
       <w:pPr>
         <w:pStyle w:val="Heading2"/>
@@ -968,8 +975,8 @@
       </w:pPr>
       <w:r>
         <w:rPr>
+          <w:iCs/>
           <w:i/>
-          <w:iCs/>
         </w:rPr>
         <w:t xml:space="preserve">Cover each feature flagged Yes or Nice-to-have. The goal is to land on a clear recommended approach by the end of each section.</w:t>
       </w:r>
@@ -981,7 +988,7 @@
         </w:pict>
       </w:r>
     </w:p>
-    <w:bookmarkStart w:id="15" w:name="thread-structure-always-covered"/>
+    <w:bookmarkStart w:id="26" w:name="thread-structure-always-covered"/>
     <w:p>
       <w:pPr>
         <w:pStyle w:val="Heading3"/>
@@ -994,8 +1001,8 @@
       </w:r>
       <w:r>
         <w:rPr>
+          <w:iCs/>
           <w:i/>
-          <w:iCs/>
         </w:rPr>
         <w:t xml:space="preserve">(always covered)</w:t>
       </w:r>
@@ -1006,19 +1013,19 @@
       </w:pPr>
       <w:r>
         <w:rPr>
+          <w:bCs/>
           <w:b/>
-          <w:bCs/>
         </w:rPr>
         <w:t xml:space="preserve">Questions:</w:t>
       </w:r>
     </w:p>
     <w:p>
       <w:pPr>
-        <w:pStyle w:val="Compact"/>
         <w:numPr>
           <w:ilvl w:val="0"/>
           <w:numId w:val="1004"/>
         </w:numPr>
+        <w:pStyle w:val="Compact"/>
       </w:pPr>
       <w:r>
         <w:t xml:space="preserve">Are threads always tied to a specific patient, or do you need internal/admin threads with no patient context?</w:t>
@@ -1026,11 +1033,11 @@
     </w:p>
     <w:p>
       <w:pPr>
-        <w:pStyle w:val="Compact"/>
         <w:numPr>
           <w:ilvl w:val="0"/>
           <w:numId w:val="1004"/>
         </w:numPr>
+        <w:pStyle w:val="Compact"/>
       </w:pPr>
       <w:r>
         <w:t xml:space="preserve">Are threads 1:1 only, or do you need group conversations with more than two participants?</w:t>
@@ -1038,11 +1045,11 @@
     </w:p>
     <w:p>
       <w:pPr>
-        <w:pStyle w:val="Compact"/>
         <w:numPr>
           <w:ilvl w:val="0"/>
           <w:numId w:val="1004"/>
         </w:numPr>
+        <w:pStyle w:val="Compact"/>
       </w:pPr>
       <w:r>
         <w:t xml:space="preserve">Do threads need to be tagged or categorized (e.g. by specialty, product line, urgency)? If so, do tags need to be combinable (e.g. a thread tagged both</w:t>
@@ -1051,7 +1058,13 @@
         <w:t xml:space="preserve"> </w:t>
       </w:r>
       <w:r>
-        <w:t xml:space="preserve">“cardiology”</w:t>
+        <w:t xml:space="preserve">“</w:t>
+      </w:r>
+      <w:r>
+        <w:t xml:space="preserve">cardiology</w:t>
+      </w:r>
+      <w:r>
+        <w:t xml:space="preserve">”</w:t>
       </w:r>
       <w:r>
         <w:t xml:space="preserve"> </w:t>
@@ -1063,7 +1076,13 @@
         <w:t xml:space="preserve"> </w:t>
       </w:r>
       <w:r>
-        <w:t xml:space="preserve">“urgent”</w:t>
+        <w:t xml:space="preserve">“</w:t>
+      </w:r>
+      <w:r>
+        <w:t xml:space="preserve">urgent</w:t>
+      </w:r>
+      <w:r>
+        <w:t xml:space="preserve">”</w:t>
       </w:r>
       <w:r>
         <w:t xml:space="preserve">)?</w:t>
@@ -1075,8 +1094,8 @@
       </w:pPr>
       <w:r>
         <w:rPr>
+          <w:bCs/>
           <w:b/>
-          <w:bCs/>
         </w:rPr>
         <w:t xml:space="preserve">What the answers drive:</w:t>
       </w:r>
@@ -1085,8 +1104,9 @@
       <w:tblPr>
         <w:tblStyle w:val="Table"/>
         <w:tblW w:w="9360" w:type="dxa"/>
+        <w:tblLook w:firstRow="1" w:lastRow="0" w:firstColumn="0" w:lastColumn="0" w:noHBand="0" w:noVBand="0" w:val="0020"/>
+        <w:jc w:val="start"/>
         <w:tblLayout w:type="fixed"/>
-        <w:tblLook w:firstRow="1" w:lastRow="0" w:firstColumn="0" w:lastColumn="0" w:noHBand="0" w:noVBand="0" w:val="0020"/>
       </w:tblPr>
       <w:tblGrid>
         <w:gridCol w:w="4702"/>
@@ -1095,7 +1115,7 @@
       <w:tr>
         <w:trPr>
           <w:cantSplit/>
-          <w:tblHeader w:val="on"/>
+          <w:tblHeader w:val="true"/>
         </w:trPr>
         <w:tc>
           <w:tcPr/>
@@ -1358,8 +1378,8 @@
         </w:pict>
       </w:r>
     </w:p>
-    <w:bookmarkEnd w:id="15"/>
-    <w:bookmarkStart w:id="16" w:name="live-updates"/>
+    <w:bookmarkEnd w:id="26"/>
+    <w:bookmarkStart w:id="27" w:name="live-updates"/>
     <w:p>
       <w:pPr>
         <w:pStyle w:val="Heading3"/>
@@ -1374,19 +1394,19 @@
       </w:pPr>
       <w:r>
         <w:rPr>
+          <w:bCs/>
           <w:b/>
-          <w:bCs/>
         </w:rPr>
         <w:t xml:space="preserve">Questions:</w:t>
       </w:r>
     </w:p>
     <w:p>
       <w:pPr>
-        <w:pStyle w:val="Compact"/>
         <w:numPr>
           <w:ilvl w:val="0"/>
           <w:numId w:val="1005"/>
         </w:numPr>
+        <w:pStyle w:val="Compact"/>
       </w:pPr>
       <w:r>
         <w:t xml:space="preserve">Do new messages need to appear in real time without a page refresh?</w:t>
@@ -1394,11 +1414,11 @@
     </w:p>
     <w:p>
       <w:pPr>
-        <w:pStyle w:val="Compact"/>
         <w:numPr>
           <w:ilvl w:val="0"/>
           <w:numId w:val="1005"/>
         </w:numPr>
+        <w:pStyle w:val="Compact"/>
       </w:pPr>
       <w:r>
         <w:t xml:space="preserve">Is this needed for the patient-facing app, the provider-facing app, or both?</w:t>
@@ -1410,8 +1430,8 @@
       </w:pPr>
       <w:r>
         <w:rPr>
+          <w:bCs/>
           <w:b/>
-          <w:bCs/>
         </w:rPr>
         <w:t xml:space="preserve">What the answers drive:</w:t>
       </w:r>
@@ -1420,8 +1440,9 @@
       <w:tblPr>
         <w:tblStyle w:val="Table"/>
         <w:tblW w:w="9360" w:type="dxa"/>
+        <w:tblLook w:firstRow="1" w:lastRow="0" w:firstColumn="0" w:lastColumn="0" w:noHBand="0" w:noVBand="0" w:val="0020"/>
+        <w:jc w:val="start"/>
         <w:tblLayout w:type="fixed"/>
-        <w:tblLook w:firstRow="1" w:lastRow="0" w:firstColumn="0" w:lastColumn="0" w:noHBand="0" w:noVBand="0" w:val="0020"/>
       </w:tblPr>
       <w:tblGrid>
         <w:gridCol w:w="4616"/>
@@ -1430,7 +1451,7 @@
       <w:tr>
         <w:trPr>
           <w:cantSplit/>
-          <w:tblHeader w:val="on"/>
+          <w:tblHeader w:val="true"/>
         </w:trPr>
         <w:tc>
           <w:tcPr/>
@@ -1552,8 +1573,8 @@
         </w:pict>
       </w:r>
     </w:p>
-    <w:bookmarkEnd w:id="16"/>
-    <w:bookmarkStart w:id="17" w:name="routing-assignment"/>
+    <w:bookmarkEnd w:id="27"/>
+    <w:bookmarkStart w:id="28" w:name="routing-assignment"/>
     <w:p>
       <w:pPr>
         <w:pStyle w:val="Heading3"/>
@@ -1568,19 +1589,19 @@
       </w:pPr>
       <w:r>
         <w:rPr>
+          <w:bCs/>
           <w:b/>
-          <w:bCs/>
         </w:rPr>
         <w:t xml:space="preserve">Questions:</w:t>
       </w:r>
     </w:p>
     <w:p>
       <w:pPr>
-        <w:pStyle w:val="Compact"/>
         <w:numPr>
           <w:ilvl w:val="0"/>
           <w:numId w:val="1006"/>
         </w:numPr>
+        <w:pStyle w:val="Compact"/>
       </w:pPr>
       <w:r>
         <w:t xml:space="preserve">Do messages get assigned to specific providers, to a pool/queue by role, or both?</w:t>
@@ -1588,11 +1609,11 @@
     </w:p>
     <w:p>
       <w:pPr>
-        <w:pStyle w:val="Compact"/>
         <w:numPr>
           <w:ilvl w:val="0"/>
           <w:numId w:val="1006"/>
         </w:numPr>
+        <w:pStyle w:val="Compact"/>
       </w:pPr>
       <w:r>
         <w:t xml:space="preserve">Can threads be reassigned or escalated after initial assignment?</w:t>
@@ -1600,11 +1621,11 @@
     </w:p>
     <w:p>
       <w:pPr>
-        <w:pStyle w:val="Compact"/>
         <w:numPr>
           <w:ilvl w:val="0"/>
           <w:numId w:val="1006"/>
         </w:numPr>
+        <w:pStyle w:val="Compact"/>
       </w:pPr>
       <w:r>
         <w:t xml:space="preserve">After reassignment, does the previous owner need to retain visibility of the thread?</w:t>
@@ -1612,11 +1633,11 @@
     </w:p>
     <w:p>
       <w:pPr>
-        <w:pStyle w:val="Compact"/>
         <w:numPr>
           <w:ilvl w:val="0"/>
           <w:numId w:val="1006"/>
         </w:numPr>
+        <w:pStyle w:val="Compact"/>
       </w:pPr>
       <w:r>
         <w:t xml:space="preserve">Do you need a structured audit trail of who owned a thread and why it was rerouted?</w:t>
@@ -1628,8 +1649,8 @@
       </w:pPr>
       <w:r>
         <w:rPr>
+          <w:bCs/>
           <w:b/>
-          <w:bCs/>
         </w:rPr>
         <w:t xml:space="preserve">What the answers drive:</w:t>
       </w:r>
@@ -1638,8 +1659,9 @@
       <w:tblPr>
         <w:tblStyle w:val="Table"/>
         <w:tblW w:w="9360" w:type="dxa"/>
+        <w:tblLook w:firstRow="1" w:lastRow="0" w:firstColumn="0" w:lastColumn="0" w:noHBand="0" w:noVBand="0" w:val="0020"/>
+        <w:jc w:val="start"/>
         <w:tblLayout w:type="fixed"/>
-        <w:tblLook w:firstRow="1" w:lastRow="0" w:firstColumn="0" w:lastColumn="0" w:noHBand="0" w:noVBand="0" w:val="0020"/>
       </w:tblPr>
       <w:tblGrid>
         <w:gridCol w:w="4492"/>
@@ -1648,7 +1670,7 @@
       <w:tr>
         <w:trPr>
           <w:cantSplit/>
-          <w:tblHeader w:val="on"/>
+          <w:tblHeader w:val="true"/>
         </w:trPr>
         <w:tc>
           <w:tcPr/>
@@ -2051,8 +2073,8 @@
         </w:pict>
       </w:r>
     </w:p>
-    <w:bookmarkEnd w:id="17"/>
-    <w:bookmarkStart w:id="18" w:name="read-receipts-unread-state"/>
+    <w:bookmarkEnd w:id="28"/>
+    <w:bookmarkStart w:id="29" w:name="read-receipts-unread-state"/>
     <w:p>
       <w:pPr>
         <w:pStyle w:val="Heading3"/>
@@ -2067,19 +2089,19 @@
       </w:pPr>
       <w:r>
         <w:rPr>
+          <w:bCs/>
           <w:b/>
-          <w:bCs/>
         </w:rPr>
         <w:t xml:space="preserve">Questions:</w:t>
       </w:r>
     </w:p>
     <w:p>
       <w:pPr>
-        <w:pStyle w:val="Compact"/>
         <w:numPr>
           <w:ilvl w:val="0"/>
           <w:numId w:val="1007"/>
         </w:numPr>
+        <w:pStyle w:val="Compact"/>
       </w:pPr>
       <w:r>
         <w:t xml:space="preserve">Are threads ever group conversations (more than 2 participants)?</w:t>
@@ -2087,11 +2109,11 @@
     </w:p>
     <w:p>
       <w:pPr>
-        <w:pStyle w:val="Compact"/>
         <w:numPr>
           <w:ilvl w:val="0"/>
           <w:numId w:val="1007"/>
         </w:numPr>
+        <w:pStyle w:val="Compact"/>
       </w:pPr>
       <w:r>
         <w:t xml:space="preserve">Do you need to query unread counts via API — e.g. a badge count or a list of all unread threads for a user?</w:t>
@@ -2099,11 +2121,11 @@
     </w:p>
     <w:p>
       <w:pPr>
-        <w:pStyle w:val="Compact"/>
         <w:numPr>
           <w:ilvl w:val="0"/>
           <w:numId w:val="1007"/>
         </w:numPr>
+        <w:pStyle w:val="Compact"/>
       </w:pPr>
       <w:r>
         <w:t xml:space="preserve">Do unread counts need to be tracked per-recipient in a group thread?</w:t>
@@ -2115,8 +2137,8 @@
       </w:pPr>
       <w:r>
         <w:rPr>
+          <w:bCs/>
           <w:b/>
-          <w:bCs/>
         </w:rPr>
         <w:t xml:space="preserve">What the answers drive:</w:t>
       </w:r>
@@ -2125,8 +2147,9 @@
       <w:tblPr>
         <w:tblStyle w:val="Table"/>
         <w:tblW w:w="9360" w:type="dxa"/>
+        <w:tblLook w:firstRow="1" w:lastRow="0" w:firstColumn="0" w:lastColumn="0" w:noHBand="0" w:noVBand="0" w:val="0020"/>
+        <w:jc w:val="start"/>
         <w:tblLayout w:type="fixed"/>
-        <w:tblLook w:firstRow="1" w:lastRow="0" w:firstColumn="0" w:lastColumn="0" w:noHBand="0" w:noVBand="0" w:val="0020"/>
       </w:tblPr>
       <w:tblGrid>
         <w:gridCol w:w="4559"/>
@@ -2135,7 +2158,7 @@
       <w:tr>
         <w:trPr>
           <w:cantSplit/>
-          <w:tblHeader w:val="on"/>
+          <w:tblHeader w:val="true"/>
         </w:trPr>
         <w:tc>
           <w:tcPr/>
@@ -2272,8 +2295,8 @@
         </w:pict>
       </w:r>
     </w:p>
-    <w:bookmarkEnd w:id="18"/>
-    <w:bookmarkStart w:id="19" w:name="attachments"/>
+    <w:bookmarkEnd w:id="29"/>
+    <w:bookmarkStart w:id="30" w:name="attachments"/>
     <w:p>
       <w:pPr>
         <w:pStyle w:val="Heading3"/>
@@ -2288,19 +2311,19 @@
       </w:pPr>
       <w:r>
         <w:rPr>
+          <w:bCs/>
           <w:b/>
-          <w:bCs/>
         </w:rPr>
         <w:t xml:space="preserve">Questions:</w:t>
       </w:r>
     </w:p>
     <w:p>
       <w:pPr>
-        <w:pStyle w:val="Compact"/>
         <w:numPr>
           <w:ilvl w:val="0"/>
           <w:numId w:val="1008"/>
         </w:numPr>
+        <w:pStyle w:val="Compact"/>
       </w:pPr>
       <w:r>
         <w:t xml:space="preserve">What file types need to be supported?</w:t>
@@ -2308,11 +2331,11 @@
     </w:p>
     <w:p>
       <w:pPr>
-        <w:pStyle w:val="Compact"/>
         <w:numPr>
           <w:ilvl w:val="0"/>
           <w:numId w:val="1008"/>
         </w:numPr>
+        <w:pStyle w:val="Compact"/>
       </w:pPr>
       <w:r>
         <w:t xml:space="preserve">Do attachments need to be searchable or referenceable as clinical documents — e.g. queryable by patient or document type — or are they just files to download within a message?</w:t>
@@ -2324,8 +2347,8 @@
       </w:pPr>
       <w:r>
         <w:rPr>
+          <w:bCs/>
           <w:b/>
-          <w:bCs/>
         </w:rPr>
         <w:t xml:space="preserve">What the answers drive:</w:t>
       </w:r>
@@ -2334,8 +2357,9 @@
       <w:tblPr>
         <w:tblStyle w:val="Table"/>
         <w:tblW w:w="9360" w:type="dxa"/>
+        <w:tblLook w:firstRow="1" w:lastRow="0" w:firstColumn="0" w:lastColumn="0" w:noHBand="0" w:noVBand="0" w:val="0020"/>
+        <w:jc w:val="start"/>
         <w:tblLayout w:type="fixed"/>
-        <w:tblLook w:firstRow="1" w:lastRow="0" w:firstColumn="0" w:lastColumn="0" w:noHBand="0" w:noVBand="0" w:val="0020"/>
       </w:tblPr>
       <w:tblGrid>
         <w:gridCol w:w="4589"/>
@@ -2344,7 +2368,7 @@
       <w:tr>
         <w:trPr>
           <w:cantSplit/>
-          <w:tblHeader w:val="on"/>
+          <w:tblHeader w:val="true"/>
         </w:trPr>
         <w:tc>
           <w:tcPr/>
@@ -2550,8 +2574,8 @@
         </w:pict>
       </w:r>
     </w:p>
-    <w:bookmarkEnd w:id="19"/>
-    <w:bookmarkStart w:id="20" w:name="editing-drafts"/>
+    <w:bookmarkEnd w:id="30"/>
+    <w:bookmarkStart w:id="31" w:name="editing-drafts"/>
     <w:p>
       <w:pPr>
         <w:pStyle w:val="Heading3"/>
@@ -2566,19 +2590,19 @@
       </w:pPr>
       <w:r>
         <w:rPr>
+          <w:bCs/>
           <w:b/>
-          <w:bCs/>
         </w:rPr>
         <w:t xml:space="preserve">Questions:</w:t>
       </w:r>
     </w:p>
     <w:p>
       <w:pPr>
-        <w:pStyle w:val="Compact"/>
         <w:numPr>
           <w:ilvl w:val="0"/>
           <w:numId w:val="1009"/>
         </w:numPr>
+        <w:pStyle w:val="Compact"/>
       </w:pPr>
       <w:r>
         <w:t xml:space="preserve">Can sent messages be corrected or retracted after sending?</w:t>
@@ -2586,17 +2610,23 @@
     </w:p>
     <w:p>
       <w:pPr>
-        <w:pStyle w:val="Compact"/>
         <w:numPr>
           <w:ilvl w:val="0"/>
           <w:numId w:val="1009"/>
         </w:numPr>
+        <w:pStyle w:val="Compact"/>
       </w:pPr>
       <w:r>
         <w:t xml:space="preserve">If so, does the original message content need to be discoverable via search (e.g. </w:t>
       </w:r>
       <w:r>
-        <w:t xml:space="preserve">“show all edited messages”</w:t>
+        <w:t xml:space="preserve">“</w:t>
+      </w:r>
+      <w:r>
+        <w:t xml:space="preserve">show all edited messages</w:t>
+      </w:r>
+      <w:r>
+        <w:t xml:space="preserve">”</w:t>
       </w:r>
       <w:r>
         <w:t xml:space="preserve">), or is it sufficient for the history to exist but not be directly queryable?</w:t>
@@ -2604,11 +2634,11 @@
     </w:p>
     <w:p>
       <w:pPr>
-        <w:pStyle w:val="Compact"/>
         <w:numPr>
           <w:ilvl w:val="0"/>
           <w:numId w:val="1009"/>
         </w:numPr>
+        <w:pStyle w:val="Compact"/>
       </w:pPr>
       <w:r>
         <w:t xml:space="preserve">Do users need to save a draft and return to it across sessions or devices, or is per-device/browser draft storage acceptable?</w:t>
@@ -2620,8 +2650,8 @@
       </w:pPr>
       <w:r>
         <w:rPr>
+          <w:bCs/>
           <w:b/>
-          <w:bCs/>
         </w:rPr>
         <w:t xml:space="preserve">What the answers drive:</w:t>
       </w:r>
@@ -2630,8 +2660,9 @@
       <w:tblPr>
         <w:tblStyle w:val="Table"/>
         <w:tblW w:w="9360" w:type="dxa"/>
+        <w:tblLook w:firstRow="1" w:lastRow="0" w:firstColumn="0" w:lastColumn="0" w:noHBand="0" w:noVBand="0" w:val="0020"/>
+        <w:jc w:val="start"/>
         <w:tblLayout w:type="fixed"/>
-        <w:tblLook w:firstRow="1" w:lastRow="0" w:firstColumn="0" w:lastColumn="0" w:noHBand="0" w:noVBand="0" w:val="0020"/>
       </w:tblPr>
       <w:tblGrid>
         <w:gridCol w:w="4517"/>
@@ -2640,7 +2671,7 @@
       <w:tr>
         <w:trPr>
           <w:cantSplit/>
-          <w:tblHeader w:val="on"/>
+          <w:tblHeader w:val="true"/>
         </w:trPr>
         <w:tc>
           <w:tcPr/>
@@ -2973,8 +3004,8 @@
         </w:pict>
       </w:r>
     </w:p>
-    <w:bookmarkEnd w:id="20"/>
-    <w:bookmarkStart w:id="21" w:name="automations"/>
+    <w:bookmarkEnd w:id="31"/>
+    <w:bookmarkStart w:id="32" w:name="automations"/>
     <w:p>
       <w:pPr>
         <w:pStyle w:val="Heading3"/>
@@ -2989,19 +3020,19 @@
       </w:pPr>
       <w:r>
         <w:rPr>
+          <w:bCs/>
           <w:b/>
-          <w:bCs/>
         </w:rPr>
         <w:t xml:space="preserve">Questions:</w:t>
       </w:r>
     </w:p>
     <w:p>
       <w:pPr>
-        <w:pStyle w:val="Compact"/>
         <w:numPr>
           <w:ilvl w:val="0"/>
           <w:numId w:val="1010"/>
         </w:numPr>
+        <w:pStyle w:val="Compact"/>
       </w:pPr>
       <w:r>
         <w:t xml:space="preserve">Are there events that should trigger automated messages (e.g. new lab result, appointment reminder)?</w:t>
@@ -3009,11 +3040,11 @@
     </w:p>
     <w:p>
       <w:pPr>
-        <w:pStyle w:val="Compact"/>
         <w:numPr>
           <w:ilvl w:val="0"/>
           <w:numId w:val="1010"/>
         </w:numPr>
+        <w:pStyle w:val="Compact"/>
       </w:pPr>
       <w:r>
         <w:t xml:space="preserve">Are there SLA or response-time requirements (e.g. all messages responded to within 4 hours)?</w:t>
@@ -3021,11 +3052,11 @@
     </w:p>
     <w:p>
       <w:pPr>
-        <w:pStyle w:val="Compact"/>
         <w:numPr>
           <w:ilvl w:val="0"/>
           <w:numId w:val="1010"/>
         </w:numPr>
+        <w:pStyle w:val="Compact"/>
       </w:pPr>
       <w:r>
         <w:t xml:space="preserve">Do providers have out-of-office or availability states that should affect routing?</w:t>
@@ -3033,11 +3064,11 @@
     </w:p>
     <w:p>
       <w:pPr>
-        <w:pStyle w:val="Compact"/>
         <w:numPr>
           <w:ilvl w:val="0"/>
           <w:numId w:val="1010"/>
         </w:numPr>
+        <w:pStyle w:val="Compact"/>
       </w:pPr>
       <w:r>
         <w:t xml:space="preserve">Do you need to report on SLA compliance or response time metrics?</w:t>
@@ -3049,8 +3080,8 @@
       </w:pPr>
       <w:r>
         <w:rPr>
+          <w:bCs/>
           <w:b/>
-          <w:bCs/>
         </w:rPr>
         <w:t xml:space="preserve">What the answers drive:</w:t>
       </w:r>
@@ -3059,8 +3090,9 @@
       <w:tblPr>
         <w:tblStyle w:val="Table"/>
         <w:tblW w:w="9360" w:type="dxa"/>
+        <w:tblLook w:firstRow="1" w:lastRow="0" w:firstColumn="0" w:lastColumn="0" w:noHBand="0" w:noVBand="0" w:val="0020"/>
+        <w:jc w:val="start"/>
         <w:tblLayout w:type="fixed"/>
-        <w:tblLook w:firstRow="1" w:lastRow="0" w:firstColumn="0" w:lastColumn="0" w:noHBand="0" w:noVBand="0" w:val="0020"/>
       </w:tblPr>
       <w:tblGrid>
         <w:gridCol w:w="4775"/>
@@ -3069,7 +3101,7 @@
       <w:tr>
         <w:trPr>
           <w:cantSplit/>
-          <w:tblHeader w:val="on"/>
+          <w:tblHeader w:val="true"/>
         </w:trPr>
         <w:tc>
           <w:tcPr/>
@@ -3253,8 +3285,8 @@
         </w:pict>
       </w:r>
     </w:p>
-    <w:bookmarkEnd w:id="21"/>
-    <w:bookmarkStart w:id="22" w:name="external-channels"/>
+    <w:bookmarkEnd w:id="32"/>
+    <w:bookmarkStart w:id="33" w:name="external-channels"/>
     <w:p>
       <w:pPr>
         <w:pStyle w:val="Heading3"/>
@@ -3269,19 +3301,19 @@
       </w:pPr>
       <w:r>
         <w:rPr>
+          <w:bCs/>
           <w:b/>
-          <w:bCs/>
         </w:rPr>
         <w:t xml:space="preserve">Questions:</w:t>
       </w:r>
     </w:p>
     <w:p>
       <w:pPr>
-        <w:pStyle w:val="Compact"/>
         <w:numPr>
           <w:ilvl w:val="0"/>
           <w:numId w:val="1011"/>
         </w:numPr>
+        <w:pStyle w:val="Compact"/>
       </w:pPr>
       <w:r>
         <w:t xml:space="preserve">Which channels — SMS, email, other?</w:t>
@@ -3289,11 +3321,11 @@
     </w:p>
     <w:p>
       <w:pPr>
-        <w:pStyle w:val="Compact"/>
         <w:numPr>
           <w:ilvl w:val="0"/>
           <w:numId w:val="1011"/>
         </w:numPr>
+        <w:pStyle w:val="Compact"/>
       </w:pPr>
       <w:r>
         <w:t xml:space="preserve">Is this outbound-only (notify the patient) or does the patient reply back into the thread?</w:t>
@@ -3301,11 +3333,11 @@
     </w:p>
     <w:p>
       <w:pPr>
-        <w:pStyle w:val="Compact"/>
         <w:numPr>
           <w:ilvl w:val="0"/>
           <w:numId w:val="1011"/>
         </w:numPr>
+        <w:pStyle w:val="Compact"/>
       </w:pPr>
       <w:r>
         <w:t xml:space="preserve">If inbound replies are needed, how is the patient identified from an incoming message (e.g. phone number, email address)?</w:t>
@@ -3313,11 +3345,11 @@
     </w:p>
     <w:p>
       <w:pPr>
-        <w:pStyle w:val="Compact"/>
         <w:numPr>
           <w:ilvl w:val="0"/>
           <w:numId w:val="1011"/>
         </w:numPr>
+        <w:pStyle w:val="Compact"/>
       </w:pPr>
       <w:r>
         <w:t xml:space="preserve">Does the external provider (e.g. Twilio) have its own conversation ID that can be stored for thread matching?</w:t>
@@ -3329,8 +3361,8 @@
       </w:pPr>
       <w:r>
         <w:rPr>
+          <w:bCs/>
           <w:b/>
-          <w:bCs/>
         </w:rPr>
         <w:t xml:space="preserve">What the answers drive:</w:t>
       </w:r>
@@ -3339,8 +3371,9 @@
       <w:tblPr>
         <w:tblStyle w:val="Table"/>
         <w:tblW w:w="9360" w:type="dxa"/>
+        <w:tblLook w:firstRow="1" w:lastRow="0" w:firstColumn="0" w:lastColumn="0" w:noHBand="0" w:noVBand="0" w:val="0020"/>
+        <w:jc w:val="start"/>
         <w:tblLayout w:type="fixed"/>
-        <w:tblLook w:firstRow="1" w:lastRow="0" w:firstColumn="0" w:lastColumn="0" w:noHBand="0" w:noVBand="0" w:val="0020"/>
       </w:tblPr>
       <w:tblGrid>
         <w:gridCol w:w="4354"/>
@@ -3349,7 +3382,7 @@
       <w:tr>
         <w:trPr>
           <w:cantSplit/>
-          <w:tblHeader w:val="on"/>
+          <w:tblHeader w:val="true"/>
         </w:trPr>
         <w:tc>
           <w:tcPr/>
@@ -3645,8 +3678,8 @@
         </w:pict>
       </w:r>
     </w:p>
-    <w:bookmarkEnd w:id="22"/>
-    <w:bookmarkStart w:id="23" w:name="async-encounters-billing"/>
+    <w:bookmarkEnd w:id="33"/>
+    <w:bookmarkStart w:id="34" w:name="async-encounters-billing"/>
     <w:p>
       <w:pPr>
         <w:pStyle w:val="Heading3"/>
@@ -3661,19 +3694,19 @@
       </w:pPr>
       <w:r>
         <w:rPr>
+          <w:bCs/>
           <w:b/>
-          <w:bCs/>
         </w:rPr>
         <w:t xml:space="preserve">Questions:</w:t>
       </w:r>
     </w:p>
     <w:p>
       <w:pPr>
-        <w:pStyle w:val="Compact"/>
         <w:numPr>
           <w:ilvl w:val="0"/>
           <w:numId w:val="1012"/>
         </w:numPr>
+        <w:pStyle w:val="Compact"/>
       </w:pPr>
       <w:r>
         <w:t xml:space="preserve">Does the customer intend to bill for messaging-based care?</w:t>
@@ -3681,11 +3714,11 @@
     </w:p>
     <w:p>
       <w:pPr>
-        <w:pStyle w:val="Compact"/>
         <w:numPr>
           <w:ilvl w:val="0"/>
           <w:numId w:val="1012"/>
         </w:numPr>
+        <w:pStyle w:val="Compact"/>
       </w:pPr>
       <w:r>
         <w:t xml:space="preserve">How do you define a</w:t>
@@ -3694,7 +3727,13 @@
         <w:t xml:space="preserve"> </w:t>
       </w:r>
       <w:r>
-        <w:t xml:space="preserve">“session”</w:t>
+        <w:t xml:space="preserve">“</w:t>
+      </w:r>
+      <w:r>
+        <w:t xml:space="preserve">session</w:t>
+      </w:r>
+      <w:r>
+        <w:t xml:space="preserve">”</w:t>
       </w:r>
       <w:r>
         <w:t xml:space="preserve"> </w:t>
@@ -3705,11 +3744,11 @@
     </w:p>
     <w:p>
       <w:pPr>
-        <w:pStyle w:val="Compact"/>
         <w:numPr>
           <w:ilvl w:val="0"/>
           <w:numId w:val="1012"/>
         </w:numPr>
+        <w:pStyle w:val="Compact"/>
       </w:pPr>
       <w:r>
         <w:t xml:space="preserve">Can a single messaging session involve multiple patients (e.g. a parent asking about two children)?</w:t>
@@ -3717,11 +3756,11 @@
     </w:p>
     <w:p>
       <w:pPr>
-        <w:pStyle w:val="Compact"/>
         <w:numPr>
           <w:ilvl w:val="0"/>
           <w:numId w:val="1012"/>
         </w:numPr>
+        <w:pStyle w:val="Compact"/>
       </w:pPr>
       <w:r>
         <w:t xml:space="preserve">Do you need to capture diagnosis codes, service type, or other clinical details per encounter?</w:t>
@@ -3733,8 +3772,8 @@
       </w:pPr>
       <w:r>
         <w:rPr>
+          <w:bCs/>
           <w:b/>
-          <w:bCs/>
         </w:rPr>
         <w:t xml:space="preserve">What the answers drive:</w:t>
       </w:r>
@@ -3743,8 +3782,9 @@
       <w:tblPr>
         <w:tblStyle w:val="Table"/>
         <w:tblW w:w="9360" w:type="dxa"/>
+        <w:tblLook w:firstRow="1" w:lastRow="0" w:firstColumn="0" w:lastColumn="0" w:noHBand="0" w:noVBand="0" w:val="0020"/>
+        <w:jc w:val="start"/>
         <w:tblLayout w:type="fixed"/>
-        <w:tblLook w:firstRow="1" w:lastRow="0" w:firstColumn="0" w:lastColumn="0" w:noHBand="0" w:noVBand="0" w:val="0020"/>
       </w:tblPr>
       <w:tblGrid>
         <w:gridCol w:w="4421"/>
@@ -3753,7 +3793,7 @@
       <w:tr>
         <w:trPr>
           <w:cantSplit/>
-          <w:tblHeader w:val="on"/>
+          <w:tblHeader w:val="true"/>
         </w:trPr>
         <w:tc>
           <w:tcPr/>
@@ -4022,9 +4062,9 @@
         </w:pict>
       </w:r>
     </w:p>
-    <w:bookmarkEnd w:id="23"/>
-    <w:bookmarkEnd w:id="24"/>
-    <w:bookmarkStart w:id="27" w:name="related-integrations"/>
+    <w:bookmarkEnd w:id="34"/>
+    <w:bookmarkEnd w:id="35"/>
+    <w:bookmarkStart w:id="38" w:name="related-integrations"/>
     <w:p>
       <w:pPr>
         <w:pStyle w:val="Heading2"/>
@@ -4058,18 +4098,18 @@
     </w:p>
     <w:p>
       <w:pPr>
-        <w:pStyle w:val="Compact"/>
         <w:numPr>
           <w:ilvl w:val="0"/>
           <w:numId w:val="1013"/>
         </w:numPr>
-      </w:pPr>
-      <w:hyperlink r:id="rId25">
+        <w:pStyle w:val="Compact"/>
+      </w:pPr>
+      <w:hyperlink r:id="rId36">
         <w:r>
           <w:rPr>
             <w:rStyle w:val="Hyperlink"/>
+            <w:bCs/>
             <w:b/>
-            <w:bCs/>
           </w:rPr>
           <w:t xml:space="preserve">Twilio SMS</w:t>
         </w:r>
@@ -4098,18 +4138,18 @@
     </w:p>
     <w:p>
       <w:pPr>
-        <w:pStyle w:val="Compact"/>
         <w:numPr>
           <w:ilvl w:val="0"/>
           <w:numId w:val="1013"/>
         </w:numPr>
-      </w:pPr>
-      <w:hyperlink r:id="rId26">
+        <w:pStyle w:val="Compact"/>
+      </w:pPr>
+      <w:hyperlink r:id="rId37">
         <w:r>
           <w:rPr>
             <w:rStyle w:val="Hyperlink"/>
+            <w:bCs/>
             <w:b/>
-            <w:bCs/>
           </w:rPr>
           <w:t xml:space="preserve">eFax</w:t>
         </w:r>
@@ -4151,8 +4191,8 @@
         <w:t xml:space="preserve">operations.</w:t>
       </w:r>
     </w:p>
-    <w:bookmarkEnd w:id="27"/>
-    <w:bookmarkEnd w:id="28"/>
+    <w:bookmarkEnd w:id="38"/>
+    <w:bookmarkEnd w:id="39"/>
     <w:sectPr>
       <w:pgSz w:h="15840" w:w="12240"/>
       <w:pgMar w:bottom="1440" w:footer="720" w:gutter="0" w:header="720" w:left="1440" w:right="1440" w:top="1440"/>
@@ -4190,14 +4230,14 @@
 <file path=word/numbering.xml><?xml version="1.0" encoding="utf-8"?>
 <w:numbering xmlns:w="http://schemas.openxmlformats.org/wordprocessingml/2006/main">
   <w:abstractNum w:abstractNumId="990">
-    <w:nsid w:val="0000A990"/>
+    <w:nsid w:val="A990"/>
     <w:multiLevelType w:val="multilevel"/>
     <w:lvl w:ilvl="0">
       <w:numFmt w:val="bullet"/>
       <w:lvlText w:val=" "/>
       <w:lvlJc w:val="left"/>
       <w:pPr>
-        <w:ind w:left="720" w:hanging="360"/>
+        <w:ind w:left="720" w:hanging="480"/>
       </w:pPr>
     </w:lvl>
     <w:lvl w:ilvl="1">
@@ -4205,7 +4245,7 @@
       <w:lvlText w:val=" "/>
       <w:lvlJc w:val="left"/>
       <w:pPr>
-        <w:ind w:left="1440" w:hanging="360"/>
+        <w:ind w:left="1440" w:hanging="480"/>
       </w:pPr>
     </w:lvl>
     <w:lvl w:ilvl="2">
@@ -4213,7 +4253,7 @@
       <w:lvlText w:val=" "/>
       <w:lvlJc w:val="left"/>
       <w:pPr>
-        <w:ind w:left="2160" w:hanging="360"/>
+        <w:ind w:left="2160" w:hanging="480"/>
       </w:pPr>
     </w:lvl>
     <w:lvl w:ilvl="3">
@@ -4221,7 +4261,7 @@
       <w:lvlText w:val=" "/>
       <w:lvlJc w:val="left"/>
       <w:pPr>
-        <w:ind w:left="2880" w:hanging="360"/>
+        <w:ind w:left="2880" w:hanging="480"/>
       </w:pPr>
     </w:lvl>
     <w:lvl w:ilvl="4">
@@ -4229,7 +4269,7 @@
       <w:lvlText w:val=" "/>
       <w:lvlJc w:val="left"/>
       <w:pPr>
-        <w:ind w:left="3600" w:hanging="360"/>
+        <w:ind w:left="3600" w:hanging="480"/>
       </w:pPr>
     </w:lvl>
     <w:lvl w:ilvl="5">
@@ -4237,7 +4277,7 @@
       <w:lvlText w:val=" "/>
       <w:lvlJc w:val="left"/>
       <w:pPr>
-        <w:ind w:left="4320" w:hanging="360"/>
+        <w:ind w:left="4320" w:hanging="480"/>
       </w:pPr>
     </w:lvl>
     <w:lvl w:ilvl="6">
@@ -4245,7 +4285,7 @@
       <w:lvlText w:val=" "/>
       <w:lvlJc w:val="left"/>
       <w:pPr>
-        <w:ind w:left="5040" w:hanging="360"/>
+        <w:ind w:left="5040" w:hanging="480"/>
       </w:pPr>
     </w:lvl>
     <w:lvl w:ilvl="7">
@@ -4253,7 +4293,7 @@
       <w:lvlText w:val=" "/>
       <w:lvlJc w:val="left"/>
       <w:pPr>
-        <w:ind w:left="5760" w:hanging="360"/>
+        <w:ind w:left="5760" w:hanging="480"/>
       </w:pPr>
     </w:lvl>
     <w:lvl w:ilvl="8">
@@ -4261,111 +4301,84 @@
       <w:lvlText w:val=" "/>
       <w:lvlJc w:val="left"/>
       <w:pPr>
-        <w:ind w:left="6480" w:hanging="360"/>
+        <w:ind w:left="6480" w:hanging="480"/>
       </w:pPr>
     </w:lvl>
   </w:abstractNum>
   <w:abstractNum w:abstractNumId="991">
-    <w:nsid w:val="0000A991"/>
+    <w:nsid w:val="A991"/>
     <w:multiLevelType w:val="multilevel"/>
     <w:lvl w:ilvl="0">
       <w:numFmt w:val="bullet"/>
-      <w:lvlText w:val=""/>
+      <w:lvlText w:val="•"/>
       <w:lvlJc w:val="left"/>
       <w:pPr>
-        <w:ind w:left="720" w:hanging="360"/>
-      </w:pPr>
-      <w:rPr>
-        <w:rFonts w:ascii="Symbol" w:hAnsi="Symbol" w:cs="Symbol" w:hint="default"/>
-      </w:rPr>
+        <w:ind w:left="720" w:hanging="480"/>
+      </w:pPr>
     </w:lvl>
     <w:lvl w:ilvl="1">
       <w:numFmt w:val="bullet"/>
-      <w:lvlText w:val="o"/>
+      <w:lvlText w:val="–"/>
       <w:lvlJc w:val="left"/>
       <w:pPr>
-        <w:ind w:left="1440" w:hanging="360"/>
-      </w:pPr>
-      <w:rPr>
-        <w:rFonts w:ascii="Courier New" w:hAnsi="Courier New" w:cs="Courier New" w:hint="default"/>
-      </w:rPr>
+        <w:ind w:left="1440" w:hanging="480"/>
+      </w:pPr>
     </w:lvl>
     <w:lvl w:ilvl="2">
       <w:numFmt w:val="bullet"/>
-      <w:lvlText w:val=""/>
+      <w:lvlText w:val="•"/>
       <w:lvlJc w:val="left"/>
       <w:pPr>
-        <w:ind w:left="2160" w:hanging="360"/>
-      </w:pPr>
-      <w:rPr>
-        <w:rFonts w:ascii="Wingdings" w:hAnsi="Wingdings" w:cs="Wingdings" w:hint="default"/>
-      </w:rPr>
+        <w:ind w:left="2160" w:hanging="480"/>
+      </w:pPr>
     </w:lvl>
     <w:lvl w:ilvl="3">
       <w:numFmt w:val="bullet"/>
-      <w:lvlText w:val=""/>
+      <w:lvlText w:val="–"/>
       <w:lvlJc w:val="left"/>
       <w:pPr>
-        <w:ind w:left="2880" w:hanging="360"/>
-      </w:pPr>
-      <w:rPr>
-        <w:rFonts w:ascii="Symbol" w:hAnsi="Symbol" w:cs="Symbol" w:hint="default"/>
-      </w:rPr>
+        <w:ind w:left="2880" w:hanging="480"/>
+      </w:pPr>
     </w:lvl>
     <w:lvl w:ilvl="4">
       <w:numFmt w:val="bullet"/>
-      <w:lvlText w:val="o"/>
+      <w:lvlText w:val="•"/>
       <w:lvlJc w:val="left"/>
       <w:pPr>
-        <w:ind w:left="3600" w:hanging="360"/>
-      </w:pPr>
-      <w:rPr>
-        <w:rFonts w:ascii="Courier New" w:hAnsi="Courier New" w:cs="Courier New" w:hint="default"/>
-      </w:rPr>
+        <w:ind w:left="3600" w:hanging="480"/>
+      </w:pPr>
     </w:lvl>
     <w:lvl w:ilvl="5">
       <w:numFmt w:val="bullet"/>
-      <w:lvlText w:val=""/>
+      <w:lvlText w:val="–"/>
       <w:lvlJc w:val="left"/>
       <w:pPr>
-        <w:ind w:left="4320" w:hanging="360"/>
-      </w:pPr>
-      <w:rPr>
-        <w:rFonts w:ascii="Wingdings" w:hAnsi="Wingdings" w:cs="Wingdings" w:hint="default"/>
-      </w:rPr>
+        <w:ind w:left="4320" w:hanging="480"/>
+      </w:pPr>
     </w:lvl>
     <w:lvl w:ilvl="6">
       <w:numFmt w:val="bullet"/>
-      <w:lvlText w:val=""/>
+      <w:lvlText w:val="•"/>
       <w:lvlJc w:val="left"/>
       <w:pPr>
-        <w:ind w:left="5040" w:hanging="360"/>
-      </w:pPr>
-      <w:rPr>
-        <w:rFonts w:ascii="Symbol" w:hAnsi="Symbol" w:cs="Symbol" w:hint="default"/>
-      </w:rPr>
+        <w:ind w:left="5040" w:hanging="480"/>
+      </w:pPr>
     </w:lvl>
     <w:lvl w:ilvl="7">
       <w:numFmt w:val="bullet"/>
-      <w:lvlText w:val="o"/>
+      <w:lvlText w:val="–"/>
       <w:lvlJc w:val="left"/>
       <w:pPr>
-        <w:ind w:left="5760" w:hanging="360"/>
-      </w:pPr>
-      <w:rPr>
-        <w:rFonts w:ascii="Courier New" w:hAnsi="Courier New" w:cs="Courier New" w:hint="default"/>
-      </w:rPr>
+        <w:ind w:left="5760" w:hanging="480"/>
+      </w:pPr>
     </w:lvl>
     <w:lvl w:ilvl="8">
       <w:numFmt w:val="bullet"/>
-      <w:lvlText w:val=""/>
+      <w:lvlText w:val="•"/>
       <w:lvlJc w:val="left"/>
       <w:pPr>
-        <w:ind w:left="6480" w:hanging="360"/>
-      </w:pPr>
-      <w:rPr>
-        <w:rFonts w:ascii="Wingdings" w:hAnsi="Wingdings" w:cs="Wingdings" w:hint="default"/>
-      </w:rPr>
+        <w:ind w:left="6480" w:hanging="480"/>
+      </w:pPr>
     </w:lvl>
   </w:abstractNum>
   <w:num w:numId="1000">
@@ -5089,8 +5102,8 @@
     <w:name w:val="KeywordTok"/>
     <w:basedOn w:val="VerbatimChar"/>
     <w:rPr>
+      <w:color w:val="007020"/>
       <w:b/>
-      <w:color w:val="007020"/>
     </w:rPr>
   </w:style>
   <w:style w:type="character" w:customStyle="1" w:styleId="DataTypeTok">
@@ -5167,42 +5180,42 @@
     <w:name w:val="ImportTok"/>
     <w:basedOn w:val="VerbatimChar"/>
     <w:rPr>
+      <w:color w:val="008000"/>
       <w:b/>
-      <w:color w:val="008000"/>
     </w:rPr>
   </w:style>
   <w:style w:type="character" w:customStyle="1" w:styleId="CommentTok">
     <w:name w:val="CommentTok"/>
     <w:basedOn w:val="VerbatimChar"/>
     <w:rPr>
+      <w:color w:val="60a0b0"/>
       <w:i/>
-      <w:color w:val="60a0b0"/>
     </w:rPr>
   </w:style>
   <w:style w:type="character" w:customStyle="1" w:styleId="DocumentationTok">
     <w:name w:val="DocumentationTok"/>
     <w:basedOn w:val="VerbatimChar"/>
     <w:rPr>
+      <w:color w:val="ba2121"/>
       <w:i/>
-      <w:color w:val="ba2121"/>
     </w:rPr>
   </w:style>
   <w:style w:type="character" w:customStyle="1" w:styleId="AnnotationTok">
     <w:name w:val="AnnotationTok"/>
     <w:basedOn w:val="VerbatimChar"/>
     <w:rPr>
+      <w:color w:val="60a0b0"/>
       <w:b/>
       <w:i/>
-      <w:color w:val="60a0b0"/>
     </w:rPr>
   </w:style>
   <w:style w:type="character" w:customStyle="1" w:styleId="CommentVarTok">
     <w:name w:val="CommentVarTok"/>
     <w:basedOn w:val="VerbatimChar"/>
     <w:rPr>
+      <w:color w:val="60a0b0"/>
       <w:b/>
       <w:i/>
-      <w:color w:val="60a0b0"/>
     </w:rPr>
   </w:style>
   <w:style w:type="character" w:customStyle="1" w:styleId="OtherTok">
@@ -5230,8 +5243,8 @@
     <w:name w:val="ControlFlowTok"/>
     <w:basedOn w:val="VerbatimChar"/>
     <w:rPr>
+      <w:color w:val="007020"/>
       <w:b/>
-      <w:color w:val="007020"/>
     </w:rPr>
   </w:style>
   <w:style w:type="character" w:customStyle="1" w:styleId="OperatorTok">
@@ -5276,34 +5289,34 @@
     <w:name w:val="InformationTok"/>
     <w:basedOn w:val="VerbatimChar"/>
     <w:rPr>
+      <w:color w:val="60a0b0"/>
       <w:b/>
       <w:i/>
-      <w:color w:val="60a0b0"/>
     </w:rPr>
   </w:style>
   <w:style w:type="character" w:customStyle="1" w:styleId="WarningTok">
     <w:name w:val="WarningTok"/>
     <w:basedOn w:val="VerbatimChar"/>
     <w:rPr>
+      <w:color w:val="60a0b0"/>
       <w:b/>
       <w:i/>
-      <w:color w:val="60a0b0"/>
     </w:rPr>
   </w:style>
   <w:style w:type="character" w:customStyle="1" w:styleId="AlertTok">
     <w:name w:val="AlertTok"/>
     <w:basedOn w:val="VerbatimChar"/>
     <w:rPr>
+      <w:color w:val="ff0000"/>
       <w:b/>
-      <w:color w:val="ff0000"/>
     </w:rPr>
   </w:style>
   <w:style w:type="character" w:customStyle="1" w:styleId="ErrorTok">
     <w:name w:val="ErrorTok"/>
     <w:basedOn w:val="VerbatimChar"/>
     <w:rPr>
+      <w:color w:val="ff0000"/>
       <w:b/>
-      <w:color w:val="ff0000"/>
     </w:rPr>
   </w:style>
   <w:style w:type="character" w:customStyle="1" w:styleId="NormalTok">
